--- a/chuacn1_checkpoint1_s22025.docx
+++ b/chuacn1_checkpoint1_s22025.docx
@@ -620,15 +620,7 @@
         <w:ind w:right="1041" w:firstLine="494"/>
       </w:pPr>
       <w:r>
-        <w:t>Log in using the initial username and password assigned to you (</w:t>
-      </w:r>
-      <w:proofErr w:type="gramStart"/>
-      <w:r>
-        <w:t>similar to</w:t>
-      </w:r>
-      <w:proofErr w:type="gramEnd"/>
-      <w:r>
-        <w:t xml:space="preserve"> what was used in labs). </w:t>
+        <w:t xml:space="preserve">Log in using the initial username and password assigned to you (similar to what was used in labs). </w:t>
       </w:r>
       <w:r>
         <w:rPr>
@@ -1210,14 +1202,28 @@
         <w:ind w:right="1041" w:hanging="199"/>
       </w:pPr>
       <w:r>
-        <w:rPr>
-          <w:noProof/>
-        </w:rPr>
+        <w:t xml:space="preserve">Use IFS, read, or cut to extract fields (username, </w:t>
+      </w:r>
+      <w:proofErr w:type="spellStart"/>
+      <w:r>
+        <w:t>groupname</w:t>
+      </w:r>
+      <w:proofErr w:type="spellEnd"/>
+      <w:r>
+        <w:t>, shell).</w:t>
+      </w:r>
+    </w:p>
+    <w:p>
+      <w:pPr>
+        <w:ind w:left="438" w:right="1041" w:firstLine="0"/>
+        <w:jc w:val="left"/>
+      </w:pPr>
+      <w:r>
         <w:drawing>
-          <wp:inline distT="0" distB="0" distL="0" distR="0" wp14:anchorId="2A2A75FB" wp14:editId="39FCE66A">
-            <wp:extent cx="5363323" cy="1867161"/>
-            <wp:effectExtent l="0" t="0" r="0" b="0"/>
-            <wp:docPr id="792384346" name="Picture 1"/>
+          <wp:inline distT="0" distB="0" distL="0" distR="0" wp14:anchorId="5F1765D6" wp14:editId="3F6A8602">
+            <wp:extent cx="6614160" cy="785495"/>
+            <wp:effectExtent l="0" t="0" r="2540" b="1905"/>
+            <wp:docPr id="370355951" name="Picture 1"/>
             <wp:cNvGraphicFramePr>
               <a:graphicFrameLocks xmlns:a="http://schemas.openxmlformats.org/drawingml/2006/main" noChangeAspect="1"/>
             </wp:cNvGraphicFramePr>
@@ -1225,7 +1231,7 @@
               <a:graphicData uri="http://schemas.openxmlformats.org/drawingml/2006/picture">
                 <pic:pic xmlns:pic="http://schemas.openxmlformats.org/drawingml/2006/picture">
                   <pic:nvPicPr>
-                    <pic:cNvPr id="792384346" name=""/>
+                    <pic:cNvPr id="370355951" name=""/>
                     <pic:cNvPicPr/>
                   </pic:nvPicPr>
                   <pic:blipFill>
@@ -1237,7 +1243,7 @@
                   <pic:spPr>
                     <a:xfrm>
                       <a:off x="0" y="0"/>
-                      <a:ext cx="5363323" cy="1867161"/>
+                      <a:ext cx="6614160" cy="785495"/>
                     </a:xfrm>
                     <a:prstGeom prst="rect">
                       <a:avLst/>
@@ -1252,15 +1258,17 @@
     </w:p>
     <w:p>
       <w:pPr>
-        <w:numPr>
-          <w:ilvl w:val="2"/>
-          <w:numId w:val="7"/>
-        </w:numPr>
-        <w:ind w:right="1041" w:hanging="199"/>
-      </w:pPr>
-      <w:r>
-        <w:lastRenderedPageBreak/>
-        <w:t>Use IFS, read, or cut to extract fields (username, groupname, shell).</w:t>
+        <w:ind w:left="438" w:right="1041" w:firstLine="0"/>
+        <w:jc w:val="left"/>
+        <w:rPr>
+          <w:color w:val="C00000"/>
+        </w:rPr>
+      </w:pPr>
+      <w:r>
+        <w:rPr>
+          <w:color w:val="C00000"/>
+        </w:rPr>
+        <w:t>The terminal output is showing the content of the users.csv with their timestamp for viewing it</w:t>
       </w:r>
     </w:p>
     <w:p>
@@ -1291,6 +1299,11 @@
     </w:p>
     <w:p>
       <w:pPr>
+        <w:ind w:left="921" w:right="1041" w:firstLine="0"/>
+      </w:pPr>
+    </w:p>
+    <w:p>
+      <w:pPr>
         <w:numPr>
           <w:ilvl w:val="2"/>
           <w:numId w:val="8"/>
@@ -1303,6 +1316,62 @@
     </w:p>
     <w:p>
       <w:pPr>
+        <w:ind w:left="0" w:right="1041" w:firstLine="0"/>
+      </w:pPr>
+      <w:r>
+        <w:drawing>
+          <wp:inline distT="0" distB="0" distL="0" distR="0" wp14:anchorId="4B38EFC9" wp14:editId="4209B783">
+            <wp:extent cx="4597353" cy="1624698"/>
+            <wp:effectExtent l="0" t="0" r="635" b="1270"/>
+            <wp:docPr id="159918846" name="Picture 1"/>
+            <wp:cNvGraphicFramePr>
+              <a:graphicFrameLocks xmlns:a="http://schemas.openxmlformats.org/drawingml/2006/main" noChangeAspect="1"/>
+            </wp:cNvGraphicFramePr>
+            <a:graphic xmlns:a="http://schemas.openxmlformats.org/drawingml/2006/main">
+              <a:graphicData uri="http://schemas.openxmlformats.org/drawingml/2006/picture">
+                <pic:pic xmlns:pic="http://schemas.openxmlformats.org/drawingml/2006/picture">
+                  <pic:nvPicPr>
+                    <pic:cNvPr id="159918846" name=""/>
+                    <pic:cNvPicPr/>
+                  </pic:nvPicPr>
+                  <pic:blipFill>
+                    <a:blip r:embed="rId17"/>
+                    <a:stretch>
+                      <a:fillRect/>
+                    </a:stretch>
+                  </pic:blipFill>
+                  <pic:spPr>
+                    <a:xfrm>
+                      <a:off x="0" y="0"/>
+                      <a:ext cx="4627179" cy="1635238"/>
+                    </a:xfrm>
+                    <a:prstGeom prst="rect">
+                      <a:avLst/>
+                    </a:prstGeom>
+                  </pic:spPr>
+                </pic:pic>
+              </a:graphicData>
+            </a:graphic>
+          </wp:inline>
+        </w:drawing>
+      </w:r>
+    </w:p>
+    <w:p>
+      <w:pPr>
+        <w:ind w:left="0" w:right="1041" w:firstLine="0"/>
+        <w:rPr>
+          <w:color w:val="C00000"/>
+        </w:rPr>
+      </w:pPr>
+      <w:r>
+        <w:rPr>
+          <w:color w:val="C00000"/>
+        </w:rPr>
+        <w:t>The terminal output shows that it successfully able to read that rob exist in the csv file and is able to update their shell and group</w:t>
+      </w:r>
+    </w:p>
+    <w:p>
+      <w:pPr>
         <w:numPr>
           <w:ilvl w:val="2"/>
           <w:numId w:val="8"/>
@@ -1312,6 +1381,116 @@
       <w:r>
         <w:t>If the user does not exist, create the user with the specified shell.</w:t>
       </w:r>
+    </w:p>
+    <w:p>
+      <w:pPr>
+        <w:pStyle w:val="ListParagraph"/>
+        <w:numPr>
+          <w:ilvl w:val="0"/>
+          <w:numId w:val="8"/>
+        </w:numPr>
+        <w:ind w:right="1041"/>
+        <w:jc w:val="left"/>
+      </w:pPr>
+      <w:r>
+        <w:drawing>
+          <wp:inline distT="0" distB="0" distL="0" distR="0" wp14:anchorId="0B393F1D" wp14:editId="2E37009F">
+            <wp:extent cx="6614160" cy="1016635"/>
+            <wp:effectExtent l="0" t="0" r="2540" b="0"/>
+            <wp:docPr id="1986006571" name="Picture 1"/>
+            <wp:cNvGraphicFramePr>
+              <a:graphicFrameLocks xmlns:a="http://schemas.openxmlformats.org/drawingml/2006/main" noChangeAspect="1"/>
+            </wp:cNvGraphicFramePr>
+            <a:graphic xmlns:a="http://schemas.openxmlformats.org/drawingml/2006/main">
+              <a:graphicData uri="http://schemas.openxmlformats.org/drawingml/2006/picture">
+                <pic:pic xmlns:pic="http://schemas.openxmlformats.org/drawingml/2006/picture">
+                  <pic:nvPicPr>
+                    <pic:cNvPr id="1986006571" name=""/>
+                    <pic:cNvPicPr/>
+                  </pic:nvPicPr>
+                  <pic:blipFill>
+                    <a:blip r:embed="rId18"/>
+                    <a:stretch>
+                      <a:fillRect/>
+                    </a:stretch>
+                  </pic:blipFill>
+                  <pic:spPr>
+                    <a:xfrm>
+                      <a:off x="0" y="0"/>
+                      <a:ext cx="6614160" cy="1016635"/>
+                    </a:xfrm>
+                    <a:prstGeom prst="rect">
+                      <a:avLst/>
+                    </a:prstGeom>
+                  </pic:spPr>
+                </pic:pic>
+              </a:graphicData>
+            </a:graphic>
+          </wp:inline>
+        </w:drawing>
+      </w:r>
+    </w:p>
+    <w:p>
+      <w:pPr>
+        <w:pStyle w:val="ListParagraph"/>
+        <w:ind w:left="360" w:right="1041" w:firstLine="360"/>
+        <w:rPr>
+          <w:color w:val="C00000"/>
+        </w:rPr>
+      </w:pPr>
+      <w:r>
+        <w:rPr>
+          <w:color w:val="C00000"/>
+        </w:rPr>
+        <w:t>This terminal output is prompting user to enter a username to check if it exist in the csv file</w:t>
+      </w:r>
+    </w:p>
+    <w:p>
+      <w:pPr>
+        <w:pStyle w:val="ListParagraph"/>
+        <w:ind w:left="360" w:right="1041" w:firstLine="360"/>
+        <w:rPr>
+          <w:color w:val="C00000"/>
+          <w:lang w:val="en-GB"/>
+        </w:rPr>
+      </w:pPr>
+      <w:r>
+        <w:rPr>
+          <w:color w:val="C00000"/>
+        </w:rPr>
+        <w:t>If it doesn’t, it creates a new user</w:t>
+      </w:r>
+      <w:r>
+        <w:rPr>
+          <w:color w:val="C00000"/>
+        </w:rPr>
+        <w:t xml:space="preserve">, group and </w:t>
+      </w:r>
+      <w:r>
+        <w:rPr>
+          <w:color w:val="C00000"/>
+        </w:rPr>
+        <w:t xml:space="preserve">shell, press enter to keep it as </w:t>
+      </w:r>
+      <w:r>
+        <w:rPr>
+          <w:color w:val="C00000"/>
+          <w:lang w:val="en-GB"/>
+        </w:rPr>
+        <w:t>[/bin/bash]</w:t>
+      </w:r>
+      <w:r>
+        <w:rPr>
+          <w:color w:val="C00000"/>
+          <w:lang w:val="en-GB"/>
+        </w:rPr>
+        <w:t xml:space="preserve"> </w:t>
+      </w:r>
+    </w:p>
+    <w:p>
+      <w:pPr>
+        <w:ind w:left="0" w:right="1041" w:firstLine="0"/>
+      </w:pPr>
     </w:p>
     <w:p>
       <w:pPr>
@@ -1341,14 +1520,136 @@
     </w:p>
     <w:p>
       <w:pPr>
+        <w:ind w:left="921" w:right="1041" w:firstLine="0"/>
+      </w:pPr>
+      <w:r>
+        <w:drawing>
+          <wp:inline distT="0" distB="0" distL="0" distR="0" wp14:anchorId="7EDCD6B9" wp14:editId="79266353">
+            <wp:extent cx="5638800" cy="609600"/>
+            <wp:effectExtent l="0" t="0" r="0" b="0"/>
+            <wp:docPr id="1479745112" name="Picture 1"/>
+            <wp:cNvGraphicFramePr>
+              <a:graphicFrameLocks xmlns:a="http://schemas.openxmlformats.org/drawingml/2006/main" noChangeAspect="1"/>
+            </wp:cNvGraphicFramePr>
+            <a:graphic xmlns:a="http://schemas.openxmlformats.org/drawingml/2006/main">
+              <a:graphicData uri="http://schemas.openxmlformats.org/drawingml/2006/picture">
+                <pic:pic xmlns:pic="http://schemas.openxmlformats.org/drawingml/2006/picture">
+                  <pic:nvPicPr>
+                    <pic:cNvPr id="1479745112" name=""/>
+                    <pic:cNvPicPr/>
+                  </pic:nvPicPr>
+                  <pic:blipFill>
+                    <a:blip r:embed="rId19"/>
+                    <a:stretch>
+                      <a:fillRect/>
+                    </a:stretch>
+                  </pic:blipFill>
+                  <pic:spPr>
+                    <a:xfrm>
+                      <a:off x="0" y="0"/>
+                      <a:ext cx="5638800" cy="609600"/>
+                    </a:xfrm>
+                    <a:prstGeom prst="rect">
+                      <a:avLst/>
+                    </a:prstGeom>
+                  </pic:spPr>
+                </pic:pic>
+              </a:graphicData>
+            </a:graphic>
+          </wp:inline>
+        </w:drawing>
+      </w:r>
+    </w:p>
+    <w:p>
+      <w:pPr>
         <w:numPr>
           <w:ilvl w:val="2"/>
           <w:numId w:val="9"/>
         </w:numPr>
         <w:ind w:right="1041" w:hanging="199"/>
-      </w:pPr>
-      <w:r>
-        <w:t>Ensure the user is added to the group.</w:t>
+        <w:jc w:val="left"/>
+      </w:pPr>
+      <w:r>
+        <w:t>Ensure</w:t>
+      </w:r>
+      <w:r>
+        <w:t xml:space="preserve"> </w:t>
+      </w:r>
+      <w:r>
+        <w:t xml:space="preserve">the user is added </w:t>
+      </w:r>
+      <w:r>
+        <w:t>t</w:t>
+      </w:r>
+      <w:r>
+        <w:t>o the group.</w:t>
+      </w:r>
+    </w:p>
+    <w:p>
+      <w:pPr>
+        <w:ind w:left="921" w:right="1041" w:firstLine="0"/>
+        <w:jc w:val="left"/>
+      </w:pPr>
+      <w:r>
+        <w:lastRenderedPageBreak/>
+        <w:drawing>
+          <wp:inline distT="0" distB="0" distL="0" distR="0" wp14:anchorId="01C5A8FB" wp14:editId="1FC9C342">
+            <wp:extent cx="4716994" cy="2055986"/>
+            <wp:effectExtent l="0" t="0" r="0" b="1905"/>
+            <wp:docPr id="1078531338" name="Picture 1"/>
+            <wp:cNvGraphicFramePr>
+              <a:graphicFrameLocks xmlns:a="http://schemas.openxmlformats.org/drawingml/2006/main" noChangeAspect="1"/>
+            </wp:cNvGraphicFramePr>
+            <a:graphic xmlns:a="http://schemas.openxmlformats.org/drawingml/2006/main">
+              <a:graphicData uri="http://schemas.openxmlformats.org/drawingml/2006/picture">
+                <pic:pic xmlns:pic="http://schemas.openxmlformats.org/drawingml/2006/picture">
+                  <pic:nvPicPr>
+                    <pic:cNvPr id="1078531338" name=""/>
+                    <pic:cNvPicPr/>
+                  </pic:nvPicPr>
+                  <pic:blipFill>
+                    <a:blip r:embed="rId20"/>
+                    <a:stretch>
+                      <a:fillRect/>
+                    </a:stretch>
+                  </pic:blipFill>
+                  <pic:spPr>
+                    <a:xfrm>
+                      <a:off x="0" y="0"/>
+                      <a:ext cx="4736259" cy="2064383"/>
+                    </a:xfrm>
+                    <a:prstGeom prst="rect">
+                      <a:avLst/>
+                    </a:prstGeom>
+                  </pic:spPr>
+                </pic:pic>
+              </a:graphicData>
+            </a:graphic>
+          </wp:inline>
+        </w:drawing>
+      </w:r>
+      <w:r>
+        <w:br/>
+      </w:r>
+      <w:r>
+        <w:rPr>
+          <w:color w:val="C00000"/>
+        </w:rPr>
+        <w:t xml:space="preserve">The terminal output shows that it recognises the existing group name and successfully enable user to add new user into the </w:t>
+      </w:r>
+      <w:proofErr w:type="spellStart"/>
+      <w:r>
+        <w:rPr>
+          <w:color w:val="C00000"/>
+        </w:rPr>
+        <w:t>the</w:t>
+      </w:r>
+      <w:proofErr w:type="spellEnd"/>
+      <w:r>
+        <w:rPr>
+          <w:color w:val="C00000"/>
+        </w:rPr>
+        <w:t xml:space="preserve"> group</w:t>
       </w:r>
     </w:p>
     <w:p>
@@ -1391,6 +1692,104 @@
     </w:p>
     <w:p>
       <w:pPr>
+        <w:ind w:left="360" w:right="1041" w:firstLine="0"/>
+      </w:pPr>
+      <w:r>
+        <w:drawing>
+          <wp:inline distT="0" distB="0" distL="0" distR="0" wp14:anchorId="72CDF279" wp14:editId="342289C0">
+            <wp:extent cx="6614160" cy="2317115"/>
+            <wp:effectExtent l="0" t="0" r="2540" b="0"/>
+            <wp:docPr id="1408439903" name="Picture 1"/>
+            <wp:cNvGraphicFramePr>
+              <a:graphicFrameLocks xmlns:a="http://schemas.openxmlformats.org/drawingml/2006/main" noChangeAspect="1"/>
+            </wp:cNvGraphicFramePr>
+            <a:graphic xmlns:a="http://schemas.openxmlformats.org/drawingml/2006/main">
+              <a:graphicData uri="http://schemas.openxmlformats.org/drawingml/2006/picture">
+                <pic:pic xmlns:pic="http://schemas.openxmlformats.org/drawingml/2006/picture">
+                  <pic:nvPicPr>
+                    <pic:cNvPr id="1408439903" name=""/>
+                    <pic:cNvPicPr/>
+                  </pic:nvPicPr>
+                  <pic:blipFill>
+                    <a:blip r:embed="rId21"/>
+                    <a:stretch>
+                      <a:fillRect/>
+                    </a:stretch>
+                  </pic:blipFill>
+                  <pic:spPr>
+                    <a:xfrm>
+                      <a:off x="0" y="0"/>
+                      <a:ext cx="6614160" cy="2317115"/>
+                    </a:xfrm>
+                    <a:prstGeom prst="rect">
+                      <a:avLst/>
+                    </a:prstGeom>
+                  </pic:spPr>
+                </pic:pic>
+              </a:graphicData>
+            </a:graphic>
+          </wp:inline>
+        </w:drawing>
+      </w:r>
+    </w:p>
+    <w:p>
+      <w:pPr>
+        <w:ind w:left="360" w:right="1041" w:firstLine="0"/>
+        <w:rPr>
+          <w:color w:val="C00000"/>
+        </w:rPr>
+      </w:pPr>
+      <w:r>
+        <w:rPr>
+          <w:color w:val="C00000"/>
+        </w:rPr>
+        <w:t>The terminal output successfully identifying the group and user and home directory exist</w:t>
+      </w:r>
+    </w:p>
+    <w:p>
+      <w:pPr>
+        <w:ind w:left="360" w:right="1041" w:firstLine="0"/>
+        <w:rPr>
+          <w:color w:val="C00000"/>
+        </w:rPr>
+      </w:pPr>
+      <w:r>
+        <w:rPr>
+          <w:color w:val="C00000"/>
+        </w:rPr>
+        <w:t xml:space="preserve">It failed for user rob </w:t>
+      </w:r>
+      <w:proofErr w:type="spellStart"/>
+      <w:r>
+        <w:rPr>
+          <w:color w:val="C00000"/>
+        </w:rPr>
+        <w:t>du</w:t>
+      </w:r>
+      <w:proofErr w:type="spellEnd"/>
+      <w:r>
+        <w:rPr>
+          <w:color w:val="C00000"/>
+        </w:rPr>
+        <w:t xml:space="preserve"> to invalid </w:t>
+      </w:r>
+      <w:proofErr w:type="spellStart"/>
+      <w:r>
+        <w:rPr>
+          <w:color w:val="C00000"/>
+        </w:rPr>
+        <w:t>groupnaame</w:t>
+      </w:r>
+      <w:proofErr w:type="spellEnd"/>
+      <w:r>
+        <w:rPr>
+          <w:color w:val="C00000"/>
+        </w:rPr>
+        <w:t>, admin/lecturer</w:t>
+      </w:r>
+    </w:p>
+    <w:p>
+      <w:pPr>
         <w:numPr>
           <w:ilvl w:val="0"/>
           <w:numId w:val="6"/>
@@ -1432,6 +1831,56 @@
     </w:p>
     <w:p>
       <w:pPr>
+        <w:ind w:left="921" w:right="520" w:firstLine="0"/>
+        <w:jc w:val="left"/>
+      </w:pPr>
+      <w:r>
+        <w:lastRenderedPageBreak/>
+        <w:drawing>
+          <wp:inline distT="0" distB="0" distL="0" distR="0" wp14:anchorId="45BC013C" wp14:editId="5FA341FA">
+            <wp:extent cx="6614160" cy="2317115"/>
+            <wp:effectExtent l="0" t="0" r="2540" b="0"/>
+            <wp:docPr id="2103180205" name="Picture 1"/>
+            <wp:cNvGraphicFramePr>
+              <a:graphicFrameLocks xmlns:a="http://schemas.openxmlformats.org/drawingml/2006/main" noChangeAspect="1"/>
+            </wp:cNvGraphicFramePr>
+            <a:graphic xmlns:a="http://schemas.openxmlformats.org/drawingml/2006/main">
+              <a:graphicData uri="http://schemas.openxmlformats.org/drawingml/2006/picture">
+                <pic:pic xmlns:pic="http://schemas.openxmlformats.org/drawingml/2006/picture">
+                  <pic:nvPicPr>
+                    <pic:cNvPr id="2103180205" name=""/>
+                    <pic:cNvPicPr/>
+                  </pic:nvPicPr>
+                  <pic:blipFill>
+                    <a:blip r:embed="rId21"/>
+                    <a:stretch>
+                      <a:fillRect/>
+                    </a:stretch>
+                  </pic:blipFill>
+                  <pic:spPr>
+                    <a:xfrm>
+                      <a:off x="0" y="0"/>
+                      <a:ext cx="6614160" cy="2317115"/>
+                    </a:xfrm>
+                    <a:prstGeom prst="rect">
+                      <a:avLst/>
+                    </a:prstGeom>
+                  </pic:spPr>
+                </pic:pic>
+              </a:graphicData>
+            </a:graphic>
+          </wp:inline>
+        </w:drawing>
+      </w:r>
+    </w:p>
+    <w:p>
+      <w:pPr>
+        <w:ind w:left="729" w:right="520" w:firstLine="0"/>
+        <w:jc w:val="left"/>
+      </w:pPr>
+    </w:p>
+    <w:p>
+      <w:pPr>
         <w:numPr>
           <w:ilvl w:val="0"/>
           <w:numId w:val="6"/>
@@ -1458,6 +1907,48 @@
     </w:p>
     <w:p>
       <w:pPr>
+        <w:ind w:left="921" w:right="1041" w:firstLine="0"/>
+      </w:pPr>
+      <w:r>
+        <w:drawing>
+          <wp:inline distT="0" distB="0" distL="0" distR="0" wp14:anchorId="6FABB8C8" wp14:editId="007A6E7C">
+            <wp:extent cx="5964680" cy="2635889"/>
+            <wp:effectExtent l="0" t="0" r="4445" b="5715"/>
+            <wp:docPr id="1398246422" name="Picture 1"/>
+            <wp:cNvGraphicFramePr>
+              <a:graphicFrameLocks xmlns:a="http://schemas.openxmlformats.org/drawingml/2006/main" noChangeAspect="1"/>
+            </wp:cNvGraphicFramePr>
+            <a:graphic xmlns:a="http://schemas.openxmlformats.org/drawingml/2006/main">
+              <a:graphicData uri="http://schemas.openxmlformats.org/drawingml/2006/picture">
+                <pic:pic xmlns:pic="http://schemas.openxmlformats.org/drawingml/2006/picture">
+                  <pic:nvPicPr>
+                    <pic:cNvPr id="1398246422" name=""/>
+                    <pic:cNvPicPr/>
+                  </pic:nvPicPr>
+                  <pic:blipFill>
+                    <a:blip r:embed="rId22"/>
+                    <a:stretch>
+                      <a:fillRect/>
+                    </a:stretch>
+                  </pic:blipFill>
+                  <pic:spPr>
+                    <a:xfrm>
+                      <a:off x="0" y="0"/>
+                      <a:ext cx="5974293" cy="2640137"/>
+                    </a:xfrm>
+                    <a:prstGeom prst="rect">
+                      <a:avLst/>
+                    </a:prstGeom>
+                  </pic:spPr>
+                </pic:pic>
+              </a:graphicData>
+            </a:graphic>
+          </wp:inline>
+        </w:drawing>
+      </w:r>
+    </w:p>
+    <w:p>
+      <w:pPr>
         <w:numPr>
           <w:ilvl w:val="2"/>
           <w:numId w:val="11"/>
@@ -1508,6 +1999,77 @@
     </w:p>
     <w:p>
       <w:pPr>
+        <w:ind w:left="729" w:right="1041" w:firstLine="0"/>
+      </w:pPr>
+      <w:r>
+        <w:lastRenderedPageBreak/>
+        <w:drawing>
+          <wp:inline distT="0" distB="0" distL="0" distR="0" wp14:anchorId="18C80FBE" wp14:editId="3866A97E">
+            <wp:extent cx="6614160" cy="1656715"/>
+            <wp:effectExtent l="0" t="0" r="2540" b="0"/>
+            <wp:docPr id="1304857804" name="Picture 1"/>
+            <wp:cNvGraphicFramePr>
+              <a:graphicFrameLocks xmlns:a="http://schemas.openxmlformats.org/drawingml/2006/main" noChangeAspect="1"/>
+            </wp:cNvGraphicFramePr>
+            <a:graphic xmlns:a="http://schemas.openxmlformats.org/drawingml/2006/main">
+              <a:graphicData uri="http://schemas.openxmlformats.org/drawingml/2006/picture">
+                <pic:pic xmlns:pic="http://schemas.openxmlformats.org/drawingml/2006/picture">
+                  <pic:nvPicPr>
+                    <pic:cNvPr id="1304857804" name=""/>
+                    <pic:cNvPicPr/>
+                  </pic:nvPicPr>
+                  <pic:blipFill>
+                    <a:blip r:embed="rId23"/>
+                    <a:stretch>
+                      <a:fillRect/>
+                    </a:stretch>
+                  </pic:blipFill>
+                  <pic:spPr>
+                    <a:xfrm>
+                      <a:off x="0" y="0"/>
+                      <a:ext cx="6614160" cy="1656715"/>
+                    </a:xfrm>
+                    <a:prstGeom prst="rect">
+                      <a:avLst/>
+                    </a:prstGeom>
+                  </pic:spPr>
+                </pic:pic>
+              </a:graphicData>
+            </a:graphic>
+          </wp:inline>
+        </w:drawing>
+      </w:r>
+    </w:p>
+    <w:p>
+      <w:pPr>
+        <w:ind w:left="729" w:right="1041" w:firstLine="0"/>
+        <w:rPr>
+          <w:color w:val="C00000"/>
+        </w:rPr>
+      </w:pPr>
+      <w:r>
+        <w:rPr>
+          <w:color w:val="C00000"/>
+        </w:rPr>
+        <w:t>The terminal output shows that the script continues ask the user to try again after inputting invalid characters</w:t>
+      </w:r>
+    </w:p>
+    <w:p>
+      <w:pPr>
+        <w:ind w:left="729" w:right="1041" w:firstLine="0"/>
+        <w:rPr>
+          <w:color w:val="C00000"/>
+        </w:rPr>
+      </w:pPr>
+      <w:r>
+        <w:rPr>
+          <w:color w:val="C00000"/>
+        </w:rPr>
+        <w:t xml:space="preserve">User have to update user rob to either admin or lecturer in order for it to be valid </w:t>
+      </w:r>
+    </w:p>
+    <w:p>
+      <w:pPr>
         <w:numPr>
           <w:ilvl w:val="0"/>
           <w:numId w:val="6"/>
@@ -1648,7 +2210,6 @@
         <w:jc w:val="left"/>
       </w:pPr>
       <w:r>
-        <w:lastRenderedPageBreak/>
         <w:t>Filter critical logs using keywords [5 marks]</w:t>
       </w:r>
     </w:p>
@@ -1773,6 +2334,7 @@
         <w:ind w:right="1041" w:hanging="199"/>
       </w:pPr>
       <w:r>
+        <w:lastRenderedPageBreak/>
         <w:t>Use tools like sort, uniq -c, and head.</w:t>
       </w:r>
     </w:p>
@@ -1852,6 +2414,52 @@
     </w:p>
     <w:p>
       <w:pPr>
+        <w:numPr>
+          <w:ilvl w:val="1"/>
+          <w:numId w:val="14"/>
+        </w:numPr>
+        <w:ind w:right="1041" w:hanging="199"/>
+      </w:pPr>
+      <w:r>
+        <w:drawing>
+          <wp:inline distT="0" distB="0" distL="0" distR="0" wp14:anchorId="32E6E3A3" wp14:editId="075205B6">
+            <wp:extent cx="2883877" cy="1445121"/>
+            <wp:effectExtent l="0" t="0" r="0" b="3175"/>
+            <wp:docPr id="985431325" name="Picture 1"/>
+            <wp:cNvGraphicFramePr>
+              <a:graphicFrameLocks xmlns:a="http://schemas.openxmlformats.org/drawingml/2006/main" noChangeAspect="1"/>
+            </wp:cNvGraphicFramePr>
+            <a:graphic xmlns:a="http://schemas.openxmlformats.org/drawingml/2006/main">
+              <a:graphicData uri="http://schemas.openxmlformats.org/drawingml/2006/picture">
+                <pic:pic xmlns:pic="http://schemas.openxmlformats.org/drawingml/2006/picture">
+                  <pic:nvPicPr>
+                    <pic:cNvPr id="985431325" name=""/>
+                    <pic:cNvPicPr/>
+                  </pic:nvPicPr>
+                  <pic:blipFill>
+                    <a:blip r:embed="rId24"/>
+                    <a:stretch>
+                      <a:fillRect/>
+                    </a:stretch>
+                  </pic:blipFill>
+                  <pic:spPr>
+                    <a:xfrm>
+                      <a:off x="0" y="0"/>
+                      <a:ext cx="2895575" cy="1450983"/>
+                    </a:xfrm>
+                    <a:prstGeom prst="rect">
+                      <a:avLst/>
+                    </a:prstGeom>
+                  </pic:spPr>
+                </pic:pic>
+              </a:graphicData>
+            </a:graphic>
+          </wp:inline>
+        </w:drawing>
+      </w:r>
+    </w:p>
+    <w:p>
+      <w:pPr>
         <w:pStyle w:val="Heading3"/>
         <w:tabs>
           <w:tab w:val="center" w:pos="8136"/>
@@ -2034,7 +2642,6 @@
         <w:ind w:left="499" w:right="1041" w:hanging="255"/>
       </w:pPr>
       <w:r>
-        <w:lastRenderedPageBreak/>
         <w:t>Push your changes to your GitHub repository.</w:t>
       </w:r>
     </w:p>
@@ -2080,6 +2687,7 @@
         <w:jc w:val="left"/>
       </w:pPr>
       <w:r>
+        <w:lastRenderedPageBreak/>
         <w:t>Late Submission Penalties</w:t>
       </w:r>
     </w:p>
@@ -3395,7 +4003,6 @@
               <w:jc w:val="left"/>
             </w:pPr>
             <w:r>
-              <w:lastRenderedPageBreak/>
               <w:t>Clarity of explanation and walkthrough</w:t>
             </w:r>
           </w:p>
@@ -3656,6 +4263,7 @@
               <w:jc w:val="left"/>
             </w:pPr>
             <w:r>
+              <w:lastRenderedPageBreak/>
               <w:t>Responses to questions (completeness/confidence)</w:t>
             </w:r>
           </w:p>
@@ -3894,9 +4502,9 @@
       </w:r>
     </w:p>
     <w:sectPr>
-      <w:footerReference w:type="even" r:id="rId17"/>
-      <w:footerReference w:type="default" r:id="rId18"/>
-      <w:footerReference w:type="first" r:id="rId19"/>
+      <w:footerReference w:type="even" r:id="rId25"/>
+      <w:footerReference w:type="default" r:id="rId26"/>
+      <w:footerReference w:type="first" r:id="rId27"/>
       <w:pgSz w:w="12240" w:h="15840"/>
       <w:pgMar w:top="1440" w:right="384" w:bottom="1401" w:left="1440" w:header="720" w:footer="720" w:gutter="0"/>
       <w:pgNumType w:start="0"/>
@@ -8808,7 +9416,6 @@
   <w:style w:type="character" w:default="1" w:styleId="DefaultParagraphFont">
     <w:name w:val="Default Paragraph Font"/>
     <w:uiPriority w:val="1"/>
-    <w:semiHidden/>
     <w:unhideWhenUsed/>
   </w:style>
   <w:style w:type="table" w:default="1" w:styleId="TableNormal">
@@ -8902,6 +9509,17 @@
       <w:sz w:val="20"/>
       <w:szCs w:val="20"/>
     </w:rPr>
+  </w:style>
+  <w:style w:type="paragraph" w:styleId="ListParagraph">
+    <w:name w:val="List Paragraph"/>
+    <w:basedOn w:val="Normal"/>
+    <w:uiPriority w:val="34"/>
+    <w:qFormat/>
+    <w:rsid w:val="00270317"/>
+    <w:pPr>
+      <w:ind w:left="720"/>
+      <w:contextualSpacing/>
+    </w:pPr>
   </w:style>
 </w:styles>
 </file>
